--- a/server/templates/grown-human.docx
+++ b/server/templates/grown-human.docx
@@ -445,7 +445,7 @@
           <w:sz w:val="24"/>
           <w:shd w:fill="auto" w:val="clear"/>
         </w:rPr>
-        <w:t xml:space="preserve">«_________________________________________________________________________________»</w:t>
+        <w:t xml:space="preserve">«{{courseName}}»</w:t>
       </w:r>
     </w:p>
     <w:p>
@@ -471,7 +471,7 @@
           <w:sz w:val="24"/>
           <w:shd w:fill="auto" w:val="clear"/>
         </w:rPr>
-        <w:t xml:space="preserve">в объёме _____ часов на бюджетной основе с </w:t>
+        <w:t xml:space="preserve">в объёме {{duration}} на бюджетной основе с </w:t>
       </w:r>
       <w:r>
         <w:rPr>
@@ -482,7 +482,7 @@
           <w:sz w:val="24"/>
           <w:shd w:fill="auto" w:val="clear"/>
         </w:rPr>
-        <w:t xml:space="preserve">«______» ________________20    </w:t>
+        <w:t xml:space="preserve">{{startDate}} </w:t>
       </w:r>
       <w:r>
         <w:rPr>
@@ -5707,6 +5707,17 @@
                 <w:position w:val="0"/>
               </w:rPr>
             </w:pPr>
+            <w:r>
+              <w:rPr>
+                <w:rFonts w:ascii="Times New Roman" w:hAnsi="Times New Roman" w:cs="Times New Roman" w:eastAsia="Times New Roman"/>
+                <w:color w:val="auto"/>
+                <w:spacing w:val="0"/>
+                <w:position w:val="0"/>
+                <w:sz w:val="18"/>
+                <w:shd w:fill="auto" w:val="clear"/>
+              </w:rPr>
+              <w:t xml:space="preserve">{{courseName}}</w:t>
+            </w:r>
           </w:p>
         </w:tc>
         <w:tc>
@@ -5739,6 +5750,17 @@
                 <w:shd w:fill="auto" w:val="clear"/>
               </w:rPr>
             </w:pPr>
+            <w:r>
+              <w:rPr>
+                <w:rFonts w:ascii="Times New Roman" w:hAnsi="Times New Roman" w:cs="Times New Roman" w:eastAsia="Times New Roman"/>
+                <w:color w:val="auto"/>
+                <w:spacing w:val="0"/>
+                <w:position w:val="0"/>
+                <w:sz w:val="18"/>
+                <w:shd w:fill="auto" w:val="clear"/>
+              </w:rPr>
+              <w:t xml:space="preserve">{{startDate}}</w:t>
+            </w:r>
           </w:p>
         </w:tc>
         <w:tc>
@@ -5771,6 +5793,17 @@
                 <w:shd w:fill="auto" w:val="clear"/>
               </w:rPr>
             </w:pPr>
+            <w:r>
+              <w:rPr>
+                <w:rFonts w:ascii="Times New Roman" w:hAnsi="Times New Roman" w:cs="Times New Roman" w:eastAsia="Times New Roman"/>
+                <w:color w:val="auto"/>
+                <w:spacing w:val="0"/>
+                <w:position w:val="0"/>
+                <w:sz w:val="18"/>
+                <w:shd w:fill="auto" w:val="clear"/>
+              </w:rPr>
+              <w:t xml:space="preserve">{{endDate}}</w:t>
+            </w:r>
           </w:p>
         </w:tc>
         <w:tc>
@@ -5803,6 +5836,17 @@
                 <w:shd w:fill="auto" w:val="clear"/>
               </w:rPr>
             </w:pPr>
+            <w:r>
+              <w:rPr>
+                <w:rFonts w:ascii="Times New Roman" w:hAnsi="Times New Roman" w:cs="Times New Roman" w:eastAsia="Times New Roman"/>
+                <w:color w:val="auto"/>
+                <w:spacing w:val="0"/>
+                <w:position w:val="0"/>
+                <w:sz w:val="18"/>
+                <w:shd w:fill="auto" w:val="clear"/>
+              </w:rPr>
+              <w:t xml:space="preserve">{{duration}}</w:t>
+            </w:r>
           </w:p>
         </w:tc>
         <w:tc>
@@ -5835,6 +5879,17 @@
                 <w:shd w:fill="auto" w:val="clear"/>
               </w:rPr>
             </w:pPr>
+            <w:r>
+              <w:rPr>
+                <w:rFonts w:ascii="Times New Roman" w:hAnsi="Times New Roman" w:cs="Times New Roman" w:eastAsia="Times New Roman"/>
+                <w:color w:val="auto"/>
+                <w:spacing w:val="0"/>
+                <w:position w:val="0"/>
+                <w:sz w:val="18"/>
+                <w:shd w:fill="auto" w:val="clear"/>
+              </w:rPr>
+              <w:t xml:space="preserve">{{courseFormat}}</w:t>
+            </w:r>
           </w:p>
         </w:tc>
         <w:tc>
@@ -10668,7 +10723,7 @@
           <w:sz w:val="24"/>
           <w:shd w:fill="auto" w:val="clear"/>
         </w:rPr>
-        <w:t xml:space="preserve">«_________________________________________________________________________________»</w:t>
+        <w:t xml:space="preserve">«{{courseName}}»</w:t>
       </w:r>
     </w:p>
     <w:p>
@@ -10694,7 +10749,7 @@
           <w:sz w:val="24"/>
           <w:shd w:fill="auto" w:val="clear"/>
         </w:rPr>
-        <w:t xml:space="preserve">в объёме _____ часов на бюджетной основе с </w:t>
+        <w:t xml:space="preserve">в объёме {{duration}} на бюджетной основе с </w:t>
       </w:r>
       <w:r>
         <w:rPr>
@@ -10705,7 +10760,7 @@
           <w:sz w:val="24"/>
           <w:shd w:fill="auto" w:val="clear"/>
         </w:rPr>
-        <w:t xml:space="preserve">«______» ________________20    </w:t>
+        <w:t xml:space="preserve">{{startDate}} </w:t>
       </w:r>
       <w:r>
         <w:rPr>
@@ -15583,6 +15638,17 @@
                 <w:position w:val="0"/>
               </w:rPr>
             </w:pPr>
+            <w:r>
+              <w:rPr>
+                <w:rFonts w:ascii="Times New Roman" w:hAnsi="Times New Roman" w:cs="Times New Roman" w:eastAsia="Times New Roman"/>
+                <w:color w:val="auto"/>
+                <w:spacing w:val="0"/>
+                <w:position w:val="0"/>
+                <w:sz w:val="18"/>
+                <w:shd w:fill="auto" w:val="clear"/>
+              </w:rPr>
+              <w:t xml:space="preserve">{{courseName}}</w:t>
+            </w:r>
           </w:p>
         </w:tc>
         <w:tc>
@@ -15615,6 +15681,17 @@
                 <w:shd w:fill="auto" w:val="clear"/>
               </w:rPr>
             </w:pPr>
+            <w:r>
+              <w:rPr>
+                <w:rFonts w:ascii="Times New Roman" w:hAnsi="Times New Roman" w:cs="Times New Roman" w:eastAsia="Times New Roman"/>
+                <w:color w:val="auto"/>
+                <w:spacing w:val="0"/>
+                <w:position w:val="0"/>
+                <w:sz w:val="18"/>
+                <w:shd w:fill="auto" w:val="clear"/>
+              </w:rPr>
+              <w:t xml:space="preserve">{{startDate}}</w:t>
+            </w:r>
           </w:p>
         </w:tc>
         <w:tc>
@@ -15647,6 +15724,17 @@
                 <w:shd w:fill="auto" w:val="clear"/>
               </w:rPr>
             </w:pPr>
+            <w:r>
+              <w:rPr>
+                <w:rFonts w:ascii="Times New Roman" w:hAnsi="Times New Roman" w:cs="Times New Roman" w:eastAsia="Times New Roman"/>
+                <w:color w:val="auto"/>
+                <w:spacing w:val="0"/>
+                <w:position w:val="0"/>
+                <w:sz w:val="18"/>
+                <w:shd w:fill="auto" w:val="clear"/>
+              </w:rPr>
+              <w:t xml:space="preserve">{{endDate}}</w:t>
+            </w:r>
           </w:p>
         </w:tc>
         <w:tc>
@@ -15679,6 +15767,17 @@
                 <w:shd w:fill="auto" w:val="clear"/>
               </w:rPr>
             </w:pPr>
+            <w:r>
+              <w:rPr>
+                <w:rFonts w:ascii="Times New Roman" w:hAnsi="Times New Roman" w:cs="Times New Roman" w:eastAsia="Times New Roman"/>
+                <w:color w:val="auto"/>
+                <w:spacing w:val="0"/>
+                <w:position w:val="0"/>
+                <w:sz w:val="18"/>
+                <w:shd w:fill="auto" w:val="clear"/>
+              </w:rPr>
+              <w:t xml:space="preserve">{{duration}}</w:t>
+            </w:r>
           </w:p>
         </w:tc>
         <w:tc>
@@ -15711,6 +15810,17 @@
                 <w:shd w:fill="auto" w:val="clear"/>
               </w:rPr>
             </w:pPr>
+            <w:r>
+              <w:rPr>
+                <w:rFonts w:ascii="Times New Roman" w:hAnsi="Times New Roman" w:cs="Times New Roman" w:eastAsia="Times New Roman"/>
+                <w:color w:val="auto"/>
+                <w:spacing w:val="0"/>
+                <w:position w:val="0"/>
+                <w:sz w:val="18"/>
+                <w:shd w:fill="auto" w:val="clear"/>
+              </w:rPr>
+              <w:t xml:space="preserve">{{courseFormat}}</w:t>
+            </w:r>
           </w:p>
         </w:tc>
         <w:tc>
